--- a/SIL_Projects.docx
+++ b/SIL_Projects.docx
@@ -45,7 +45,13 @@
         <w:rPr>
           <w:noProof/>
         </w:rPr>
-        <w:t>2.11</w:t>
+        <w:t>3+</w:t>
+      </w:r>
+      <w:r>
+        <w:rPr>
+          <w:noProof/>
+        </w:rPr>
+        <w:tab/>
       </w:r>
       <w:r>
         <w:rPr>
@@ -276,31 +282,51 @@
           <w:b/>
           <w:bCs/>
         </w:rPr>
-        <w:t>Software-in-the-Loop (SIL), vECU &amp; Virtualization</w:t>
+        <w:t xml:space="preserve">Software-in-the-Loop (SIL), </w:t>
+      </w:r>
+      <w:proofErr w:type="spellStart"/>
+      <w:r>
+        <w:rPr>
+          <w:b/>
+          <w:bCs/>
+        </w:rPr>
+        <w:t>vECU</w:t>
+      </w:r>
+      <w:proofErr w:type="spellEnd"/>
+      <w:r>
+        <w:rPr>
+          <w:b/>
+          <w:bCs/>
+        </w:rPr>
+        <w:t xml:space="preserve"> &amp; Virtualization</w:t>
       </w:r>
     </w:p>
     <w:p>
       <w:pPr>
-        <w:pStyle w:val="ListParagraph"/>
-        <w:numPr>
-          <w:ilvl w:val="0"/>
-          <w:numId w:val="3"/>
-        </w:numPr>
         <w:tabs>
           <w:tab w:val="left" w:pos="989"/>
         </w:tabs>
         <w:spacing w:before="36" w:line="273" w:lineRule="auto"/>
-        <w:ind w:right="270"/>
+        <w:ind w:left="630" w:right="270"/>
       </w:pPr>
       <w:r>
         <w:t xml:space="preserve">Skilled in </w:t>
       </w:r>
-      <w:r>
-        <w:rPr>
-          <w:b/>
-          <w:bCs/>
-        </w:rPr>
-        <w:t>vECU development, virtualization of engine ECUs from scratch</w:t>
+      <w:proofErr w:type="spellStart"/>
+      <w:r>
+        <w:rPr>
+          <w:b/>
+          <w:bCs/>
+        </w:rPr>
+        <w:t>vECU</w:t>
+      </w:r>
+      <w:proofErr w:type="spellEnd"/>
+      <w:r>
+        <w:rPr>
+          <w:b/>
+          <w:bCs/>
+        </w:rPr>
+        <w:t xml:space="preserve"> development, virtualization of engine ECUs from scratch</w:t>
       </w:r>
       <w:r>
         <w:t>, and virtual base software configuration.</w:t>
@@ -308,16 +334,11 @@
     </w:p>
     <w:p>
       <w:pPr>
-        <w:pStyle w:val="ListParagraph"/>
-        <w:numPr>
-          <w:ilvl w:val="0"/>
-          <w:numId w:val="3"/>
-        </w:numPr>
         <w:tabs>
           <w:tab w:val="left" w:pos="989"/>
         </w:tabs>
         <w:spacing w:before="36" w:line="273" w:lineRule="auto"/>
-        <w:ind w:right="270"/>
+        <w:ind w:left="630" w:right="270"/>
       </w:pPr>
       <w:r>
         <w:t xml:space="preserve">Developed and automated </w:t>
@@ -335,16 +356,11 @@
     </w:p>
     <w:p>
       <w:pPr>
-        <w:pStyle w:val="ListParagraph"/>
-        <w:numPr>
-          <w:ilvl w:val="0"/>
-          <w:numId w:val="3"/>
-        </w:numPr>
         <w:tabs>
           <w:tab w:val="left" w:pos="989"/>
         </w:tabs>
         <w:spacing w:before="36" w:line="273" w:lineRule="auto"/>
-        <w:ind w:right="270"/>
+        <w:ind w:left="630" w:right="270"/>
       </w:pPr>
       <w:r>
         <w:t xml:space="preserve">Experience with simulation debugging, solving build issues, and analyzing </w:t>
@@ -362,16 +378,11 @@
     </w:p>
     <w:p>
       <w:pPr>
-        <w:pStyle w:val="ListParagraph"/>
-        <w:numPr>
-          <w:ilvl w:val="0"/>
-          <w:numId w:val="3"/>
-        </w:numPr>
         <w:tabs>
           <w:tab w:val="left" w:pos="989"/>
         </w:tabs>
         <w:spacing w:before="36" w:line="273" w:lineRule="auto"/>
-        <w:ind w:right="270"/>
+        <w:ind w:left="630" w:right="270"/>
       </w:pPr>
       <w:r>
         <w:t xml:space="preserve">Strong in </w:t>
@@ -384,7 +395,23 @@
         <w:t>ET/IO communication</w:t>
       </w:r>
       <w:r>
-        <w:t>, communication diagnostics (ComDia, ComVeh), and functional testing in virtual environments.</w:t>
+        <w:t>, communication diagnostics (</w:t>
+      </w:r>
+      <w:proofErr w:type="spellStart"/>
+      <w:r>
+        <w:t>ComDia</w:t>
+      </w:r>
+      <w:proofErr w:type="spellEnd"/>
+      <w:r>
+        <w:t xml:space="preserve">, </w:t>
+      </w:r>
+      <w:proofErr w:type="spellStart"/>
+      <w:r>
+        <w:t>ComVeh</w:t>
+      </w:r>
+      <w:proofErr w:type="spellEnd"/>
+      <w:r>
+        <w:t>), and functional testing in virtual environments.</w:t>
       </w:r>
     </w:p>
     <w:p>
@@ -405,16 +432,11 @@
     </w:p>
     <w:p>
       <w:pPr>
-        <w:pStyle w:val="ListParagraph"/>
-        <w:numPr>
-          <w:ilvl w:val="0"/>
-          <w:numId w:val="3"/>
-        </w:numPr>
         <w:tabs>
           <w:tab w:val="left" w:pos="989"/>
         </w:tabs>
         <w:spacing w:before="36" w:line="273" w:lineRule="auto"/>
-        <w:ind w:right="270"/>
+        <w:ind w:left="630" w:right="270"/>
       </w:pPr>
       <w:r>
         <w:t xml:space="preserve">Hands-on development </w:t>
@@ -462,7 +484,15 @@
         <w:t>RTOS-based development</w:t>
       </w:r>
       <w:r>
-        <w:t xml:space="preserve"> (FreeRTOS) including task management, interrupt-driven design.</w:t>
+        <w:t xml:space="preserve"> (</w:t>
+      </w:r>
+      <w:proofErr w:type="spellStart"/>
+      <w:r>
+        <w:t>FreeRTOS</w:t>
+      </w:r>
+      <w:proofErr w:type="spellEnd"/>
+      <w:r>
+        <w:t>) including task management, interrupt-driven design.</w:t>
       </w:r>
     </w:p>
     <w:p>
@@ -487,16 +517,11 @@
     </w:p>
     <w:p>
       <w:pPr>
-        <w:pStyle w:val="ListParagraph"/>
-        <w:numPr>
-          <w:ilvl w:val="0"/>
-          <w:numId w:val="3"/>
-        </w:numPr>
         <w:tabs>
           <w:tab w:val="left" w:pos="989"/>
         </w:tabs>
         <w:spacing w:before="36" w:line="273" w:lineRule="auto"/>
-        <w:ind w:right="270"/>
+        <w:ind w:left="630" w:right="270"/>
       </w:pPr>
       <w:r>
         <w:t xml:space="preserve">Strong expertise in </w:t>
@@ -514,16 +539,11 @@
     </w:p>
     <w:p>
       <w:pPr>
-        <w:pStyle w:val="ListParagraph"/>
-        <w:numPr>
-          <w:ilvl w:val="0"/>
-          <w:numId w:val="3"/>
-        </w:numPr>
         <w:tabs>
           <w:tab w:val="left" w:pos="989"/>
         </w:tabs>
         <w:spacing w:before="36" w:line="273" w:lineRule="auto"/>
-        <w:ind w:right="270"/>
+        <w:ind w:left="630" w:right="270"/>
       </w:pPr>
       <w:r>
         <w:t xml:space="preserve">Skilled in </w:t>
@@ -541,16 +561,11 @@
     </w:p>
     <w:p>
       <w:pPr>
-        <w:pStyle w:val="ListParagraph"/>
-        <w:numPr>
-          <w:ilvl w:val="0"/>
-          <w:numId w:val="3"/>
-        </w:numPr>
         <w:tabs>
           <w:tab w:val="left" w:pos="989"/>
         </w:tabs>
         <w:spacing w:before="36" w:line="273" w:lineRule="auto"/>
-        <w:ind w:right="270"/>
+        <w:ind w:left="630" w:right="270"/>
       </w:pPr>
       <w:r>
         <w:t xml:space="preserve">Experienced with CAN, LIN, SPI, UART, I²C protocols and tools like </w:t>
@@ -560,7 +575,23 @@
           <w:b/>
           <w:bCs/>
         </w:rPr>
-        <w:t>Vector CANoe/CANalyzer</w:t>
+        <w:t xml:space="preserve">Vector </w:t>
+      </w:r>
+      <w:proofErr w:type="spellStart"/>
+      <w:r>
+        <w:rPr>
+          <w:b/>
+          <w:bCs/>
+        </w:rPr>
+        <w:t>CANoe</w:t>
+      </w:r>
+      <w:proofErr w:type="spellEnd"/>
+      <w:r>
+        <w:rPr>
+          <w:b/>
+          <w:bCs/>
+        </w:rPr>
+        <w:t>/CANalyzer</w:t>
       </w:r>
       <w:r>
         <w:t xml:space="preserve"> with CAPL scripting.</w:t>
@@ -568,16 +599,11 @@
     </w:p>
     <w:p>
       <w:pPr>
-        <w:pStyle w:val="ListParagraph"/>
-        <w:numPr>
-          <w:ilvl w:val="0"/>
-          <w:numId w:val="3"/>
-        </w:numPr>
         <w:tabs>
           <w:tab w:val="left" w:pos="989"/>
         </w:tabs>
         <w:spacing w:before="36" w:line="273" w:lineRule="auto"/>
-        <w:ind w:right="270"/>
+        <w:ind w:left="630" w:right="270"/>
       </w:pPr>
       <w:r>
         <w:t xml:space="preserve">Communication testing expert using </w:t>
@@ -615,16 +641,11 @@
     </w:p>
     <w:p>
       <w:pPr>
-        <w:pStyle w:val="ListParagraph"/>
-        <w:numPr>
-          <w:ilvl w:val="0"/>
-          <w:numId w:val="3"/>
-        </w:numPr>
         <w:tabs>
           <w:tab w:val="left" w:pos="989"/>
         </w:tabs>
         <w:spacing w:before="36" w:line="273" w:lineRule="auto"/>
-        <w:ind w:right="270"/>
+        <w:ind w:left="630" w:right="270"/>
       </w:pPr>
       <w:r>
         <w:t xml:space="preserve">Proficient in </w:t>
@@ -645,16 +666,11 @@
     </w:p>
     <w:p>
       <w:pPr>
-        <w:pStyle w:val="ListParagraph"/>
-        <w:numPr>
-          <w:ilvl w:val="0"/>
-          <w:numId w:val="3"/>
-        </w:numPr>
         <w:tabs>
           <w:tab w:val="left" w:pos="989"/>
         </w:tabs>
         <w:spacing w:before="36" w:line="273" w:lineRule="auto"/>
-        <w:ind w:right="270"/>
+        <w:ind w:left="630" w:right="270"/>
       </w:pPr>
       <w:r>
         <w:t>Capable of automating regression test suites and verifying communication, diagnostics, and IO behaviors.</w:t>
@@ -672,28 +688,33 @@
           <w:bCs/>
         </w:rPr>
       </w:pPr>
-      <w:r>
-        <w:rPr>
-          <w:b/>
-          <w:bCs/>
-        </w:rPr>
-        <w:t>Autosar, Configuration &amp; Standards</w:t>
+      <w:proofErr w:type="spellStart"/>
+      <w:r>
+        <w:rPr>
+          <w:b/>
+          <w:bCs/>
+        </w:rPr>
+        <w:t>Autosar</w:t>
+      </w:r>
+      <w:proofErr w:type="spellEnd"/>
+      <w:r>
+        <w:rPr>
+          <w:b/>
+          <w:bCs/>
+        </w:rPr>
+        <w:t>, Configuration &amp; Standards</w:t>
       </w:r>
     </w:p>
     <w:p>
       <w:pPr>
-        <w:pStyle w:val="ListParagraph"/>
-        <w:numPr>
-          <w:ilvl w:val="0"/>
-          <w:numId w:val="3"/>
-        </w:numPr>
         <w:tabs>
           <w:tab w:val="left" w:pos="989"/>
         </w:tabs>
         <w:spacing w:before="36" w:line="273" w:lineRule="auto"/>
-        <w:ind w:right="270"/>
-      </w:pPr>
-      <w:r>
+        <w:ind w:left="630" w:right="270"/>
+      </w:pPr>
+      <w:r>
+        <w:lastRenderedPageBreak/>
         <w:t xml:space="preserve">Good working knowledge of </w:t>
       </w:r>
       <w:r>
@@ -715,16 +736,11 @@
     </w:p>
     <w:p>
       <w:pPr>
-        <w:pStyle w:val="ListParagraph"/>
-        <w:numPr>
-          <w:ilvl w:val="0"/>
-          <w:numId w:val="3"/>
-        </w:numPr>
         <w:tabs>
           <w:tab w:val="left" w:pos="989"/>
         </w:tabs>
         <w:spacing w:before="36" w:line="273" w:lineRule="auto"/>
-        <w:ind w:right="270"/>
+        <w:ind w:left="630" w:right="270"/>
       </w:pPr>
       <w:r>
         <w:t xml:space="preserve">Familiar with </w:t>
@@ -742,19 +758,13 @@
     </w:p>
     <w:p>
       <w:pPr>
-        <w:pStyle w:val="ListParagraph"/>
-        <w:numPr>
-          <w:ilvl w:val="0"/>
-          <w:numId w:val="3"/>
-        </w:numPr>
         <w:tabs>
           <w:tab w:val="left" w:pos="989"/>
         </w:tabs>
         <w:spacing w:before="36" w:line="273" w:lineRule="auto"/>
-        <w:ind w:right="270"/>
-      </w:pPr>
-      <w:r>
-        <w:lastRenderedPageBreak/>
+        <w:ind w:left="630" w:right="270"/>
+      </w:pPr>
+      <w:r>
         <w:t>Experience reviewing BAT/XML files and debugging configuration-level issues.</w:t>
       </w:r>
     </w:p>
@@ -780,16 +790,11 @@
     </w:p>
     <w:p>
       <w:pPr>
-        <w:pStyle w:val="ListParagraph"/>
-        <w:numPr>
-          <w:ilvl w:val="0"/>
-          <w:numId w:val="3"/>
-        </w:numPr>
         <w:tabs>
           <w:tab w:val="left" w:pos="989"/>
         </w:tabs>
         <w:spacing w:before="36" w:line="273" w:lineRule="auto"/>
-        <w:ind w:right="270"/>
+        <w:ind w:left="630" w:right="270"/>
       </w:pPr>
       <w:r>
         <w:t>Supports cross-functional hardware, software, and testing teams by investigating firmware issues, identifying root causes, and resolving regression failures.</w:t>
@@ -797,16 +802,11 @@
     </w:p>
     <w:p>
       <w:pPr>
-        <w:pStyle w:val="ListParagraph"/>
-        <w:numPr>
-          <w:ilvl w:val="0"/>
-          <w:numId w:val="3"/>
-        </w:numPr>
         <w:tabs>
           <w:tab w:val="left" w:pos="989"/>
         </w:tabs>
         <w:spacing w:before="36" w:line="273" w:lineRule="auto"/>
-        <w:ind w:right="270"/>
+        <w:ind w:left="630" w:right="270"/>
       </w:pPr>
       <w:r>
         <w:t>Mentors junior team members and contributes to team collaboration and reviews.</w:t>
@@ -841,16 +841,11 @@
     </w:p>
     <w:p>
       <w:pPr>
-        <w:pStyle w:val="ListParagraph"/>
-        <w:numPr>
-          <w:ilvl w:val="0"/>
-          <w:numId w:val="3"/>
-        </w:numPr>
         <w:tabs>
           <w:tab w:val="left" w:pos="989"/>
         </w:tabs>
         <w:spacing w:before="36" w:line="273" w:lineRule="auto"/>
-        <w:ind w:right="270"/>
+        <w:ind w:left="630" w:right="270"/>
         <w:rPr>
           <w:b/>
           <w:bCs/>
@@ -863,15 +858,7 @@
           <w:bCs/>
           <w:w w:val="110"/>
         </w:rPr>
-        <w:t>Programming &amp; Scripting</w:t>
-      </w:r>
-      <w:r>
-        <w:rPr>
-          <w:b/>
-          <w:bCs/>
-          <w:w w:val="110"/>
-        </w:rPr>
-        <w:t xml:space="preserve">: </w:t>
+        <w:t xml:space="preserve">Programming &amp; Scripting: </w:t>
       </w:r>
       <w:r>
         <w:rPr>
@@ -882,16 +869,11 @@
     </w:p>
     <w:p>
       <w:pPr>
-        <w:pStyle w:val="ListParagraph"/>
-        <w:numPr>
-          <w:ilvl w:val="0"/>
-          <w:numId w:val="3"/>
-        </w:numPr>
         <w:tabs>
           <w:tab w:val="left" w:pos="989"/>
         </w:tabs>
         <w:spacing w:before="36" w:line="273" w:lineRule="auto"/>
-        <w:ind w:right="270"/>
+        <w:ind w:left="630" w:right="270"/>
         <w:rPr>
           <w:b/>
           <w:bCs/>
@@ -910,8 +892,72 @@
         <w:rPr>
           <w:w w:val="110"/>
         </w:rPr>
-        <w:t>Synopsys Silver (vECU &amp; SIL simulation), TIS, ECU Test, TestFlow, INCA, MDA, ECU Worx, AutoSPY (calibration &amp; trace analysis), SDOM, CI Dashboard, RequestOne, CANoe</w:t>
-      </w:r>
+        <w:t>Synopsys Silver (</w:t>
+      </w:r>
+      <w:proofErr w:type="spellStart"/>
+      <w:r>
+        <w:rPr>
+          <w:w w:val="110"/>
+        </w:rPr>
+        <w:t>vECU</w:t>
+      </w:r>
+      <w:proofErr w:type="spellEnd"/>
+      <w:r>
+        <w:rPr>
+          <w:w w:val="110"/>
+        </w:rPr>
+        <w:t xml:space="preserve"> &amp; SIL simulation), TIS, ECU Test, </w:t>
+      </w:r>
+      <w:proofErr w:type="spellStart"/>
+      <w:r>
+        <w:rPr>
+          <w:w w:val="110"/>
+        </w:rPr>
+        <w:t>TestFlow</w:t>
+      </w:r>
+      <w:proofErr w:type="spellEnd"/>
+      <w:r>
+        <w:rPr>
+          <w:w w:val="110"/>
+        </w:rPr>
+        <w:t xml:space="preserve">, INCA, MDA, ECU Worx, </w:t>
+      </w:r>
+      <w:proofErr w:type="spellStart"/>
+      <w:r>
+        <w:rPr>
+          <w:w w:val="110"/>
+        </w:rPr>
+        <w:t>AutoSPY</w:t>
+      </w:r>
+      <w:proofErr w:type="spellEnd"/>
+      <w:r>
+        <w:rPr>
+          <w:w w:val="110"/>
+        </w:rPr>
+        <w:t xml:space="preserve"> (calibration &amp; trace analysis), SDOM, CI Dashboard, </w:t>
+      </w:r>
+      <w:proofErr w:type="spellStart"/>
+      <w:r>
+        <w:rPr>
+          <w:w w:val="110"/>
+        </w:rPr>
+        <w:t>RequestOne</w:t>
+      </w:r>
+      <w:proofErr w:type="spellEnd"/>
+      <w:r>
+        <w:rPr>
+          <w:w w:val="110"/>
+        </w:rPr>
+        <w:t xml:space="preserve">, </w:t>
+      </w:r>
+      <w:proofErr w:type="spellStart"/>
+      <w:r>
+        <w:rPr>
+          <w:w w:val="110"/>
+        </w:rPr>
+        <w:t>CANoe</w:t>
+      </w:r>
+      <w:proofErr w:type="spellEnd"/>
       <w:r>
         <w:rPr>
           <w:w w:val="110"/>
@@ -921,16 +967,11 @@
     </w:p>
     <w:p>
       <w:pPr>
-        <w:pStyle w:val="ListParagraph"/>
-        <w:numPr>
-          <w:ilvl w:val="0"/>
-          <w:numId w:val="3"/>
-        </w:numPr>
         <w:tabs>
           <w:tab w:val="left" w:pos="989"/>
         </w:tabs>
         <w:spacing w:before="36" w:line="273" w:lineRule="auto"/>
-        <w:ind w:right="270"/>
+        <w:ind w:left="630" w:right="270"/>
         <w:rPr>
           <w:b/>
           <w:bCs/>
@@ -943,47 +984,22 @@
           <w:bCs/>
           <w:w w:val="110"/>
         </w:rPr>
-        <w:t>Embedded Systems &amp; RTOS</w:t>
-      </w:r>
-      <w:r>
-        <w:rPr>
-          <w:b/>
-          <w:bCs/>
+        <w:t xml:space="preserve">Embedded Systems &amp; RTOS: </w:t>
+      </w:r>
+      <w:r>
+        <w:rPr>
           <w:w w:val="110"/>
         </w:rPr>
-        <w:t xml:space="preserve">: </w:t>
-      </w:r>
-      <w:r>
-        <w:rPr>
-          <w:w w:val="110"/>
-        </w:rPr>
-        <w:t>ARM Cortex-M Microcontrollers (Cortex-M4, ARM7TDMI)</w:t>
-      </w:r>
-      <w:r>
-        <w:rPr>
-          <w:w w:val="110"/>
-        </w:rPr>
-        <w:t xml:space="preserve">, </w:t>
-      </w:r>
-      <w:r>
-        <w:rPr>
-          <w:w w:val="110"/>
-        </w:rPr>
-        <w:t>UART, SPI, I²C, GPIO</w:t>
+        <w:t>ARM Cortex-M Microcontrollers (Cortex-M4, ARM7TDMI), UART, SPI, I²C, GPIO</w:t>
       </w:r>
     </w:p>
     <w:p>
       <w:pPr>
-        <w:pStyle w:val="ListParagraph"/>
-        <w:numPr>
-          <w:ilvl w:val="0"/>
-          <w:numId w:val="3"/>
-        </w:numPr>
         <w:tabs>
           <w:tab w:val="left" w:pos="989"/>
         </w:tabs>
         <w:spacing w:before="36" w:line="273" w:lineRule="auto"/>
-        <w:ind w:right="270"/>
+        <w:ind w:left="630" w:right="270"/>
         <w:rPr>
           <w:b/>
           <w:bCs/>
@@ -996,15 +1012,7 @@
           <w:bCs/>
           <w:w w:val="110"/>
         </w:rPr>
-        <w:t>Communication Protocols</w:t>
-      </w:r>
-      <w:r>
-        <w:rPr>
-          <w:b/>
-          <w:bCs/>
-          <w:w w:val="110"/>
-        </w:rPr>
-        <w:t xml:space="preserve">: </w:t>
+        <w:t xml:space="preserve">Communication Protocols: </w:t>
       </w:r>
       <w:r>
         <w:rPr>
@@ -1015,16 +1023,11 @@
     </w:p>
     <w:p>
       <w:pPr>
-        <w:pStyle w:val="ListParagraph"/>
-        <w:numPr>
-          <w:ilvl w:val="0"/>
-          <w:numId w:val="3"/>
-        </w:numPr>
         <w:tabs>
           <w:tab w:val="left" w:pos="989"/>
         </w:tabs>
         <w:spacing w:before="36" w:line="273" w:lineRule="auto"/>
-        <w:ind w:right="270"/>
+        <w:ind w:left="630" w:right="270"/>
         <w:rPr>
           <w:b/>
           <w:bCs/>
@@ -1037,45 +1040,13 @@
           <w:bCs/>
           <w:w w:val="110"/>
         </w:rPr>
-        <w:t>AUTOSAR &amp; Configuration</w:t>
-      </w:r>
-      <w:r>
-        <w:rPr>
-          <w:b/>
-          <w:bCs/>
+        <w:t xml:space="preserve">AUTOSAR &amp; Configuration: </w:t>
+      </w:r>
+      <w:r>
+        <w:rPr>
           <w:w w:val="110"/>
         </w:rPr>
-        <w:t xml:space="preserve">: </w:t>
-      </w:r>
-      <w:r>
-        <w:rPr>
-          <w:w w:val="110"/>
-        </w:rPr>
-        <w:t>AUTOSAR BSW understanding</w:t>
-      </w:r>
-      <w:r>
-        <w:rPr>
-          <w:w w:val="110"/>
-        </w:rPr>
-        <w:t xml:space="preserve">, </w:t>
-      </w:r>
-      <w:r>
-        <w:rPr>
-          <w:w w:val="110"/>
-        </w:rPr>
-        <w:t>ARXML review, BSW module configuration</w:t>
-      </w:r>
-      <w:r>
-        <w:rPr>
-          <w:w w:val="110"/>
-        </w:rPr>
-        <w:t xml:space="preserve">, </w:t>
-      </w:r>
-      <w:r>
-        <w:rPr>
-          <w:w w:val="110"/>
-        </w:rPr>
-        <w:t>High cut / Low-cut configurations</w:t>
+        <w:t>AUTOSAR BSW understanding, ARXML review, BSW module configuration, High cut / Low-cut configurations</w:t>
       </w:r>
       <w:r>
         <w:rPr>
@@ -1086,16 +1057,11 @@
     </w:p>
     <w:p>
       <w:pPr>
-        <w:pStyle w:val="ListParagraph"/>
-        <w:numPr>
-          <w:ilvl w:val="0"/>
-          <w:numId w:val="3"/>
-        </w:numPr>
         <w:tabs>
           <w:tab w:val="left" w:pos="989"/>
         </w:tabs>
         <w:spacing w:before="36" w:line="273" w:lineRule="auto"/>
-        <w:ind w:right="270"/>
+        <w:ind w:left="630" w:right="270"/>
         <w:rPr>
           <w:b/>
           <w:bCs/>
@@ -1108,47 +1074,30 @@
           <w:bCs/>
           <w:w w:val="110"/>
         </w:rPr>
-        <w:t>SIL / HIL Validation</w:t>
-      </w:r>
-      <w:r>
-        <w:rPr>
-          <w:b/>
-          <w:bCs/>
+        <w:t xml:space="preserve">SIL / HIL Validation: </w:t>
+      </w:r>
+      <w:proofErr w:type="spellStart"/>
+      <w:r>
+        <w:rPr>
           <w:w w:val="110"/>
         </w:rPr>
-        <w:t xml:space="preserve">: </w:t>
-      </w:r>
+        <w:t>vECU</w:t>
+      </w:r>
+      <w:proofErr w:type="spellEnd"/>
       <w:r>
         <w:rPr>
           <w:w w:val="110"/>
         </w:rPr>
-        <w:t>vECU development &amp; SIL setup, HIL test execution and debugging, Virtual Network Pl</w:t>
-      </w:r>
-      <w:r>
-        <w:rPr>
-          <w:w w:val="110"/>
-        </w:rPr>
-        <w:t>ug</w:t>
-      </w:r>
-      <w:r>
-        <w:rPr>
-          <w:w w:val="110"/>
-        </w:rPr>
-        <w:t xml:space="preserve"> (VNP), virtual model integration</w:t>
+        <w:t xml:space="preserve"> development &amp; SIL setup, HIL test execution and debugging, Virtual Network Plug (VNP), virtual model integration</w:t>
       </w:r>
     </w:p>
     <w:p>
       <w:pPr>
-        <w:pStyle w:val="ListParagraph"/>
-        <w:numPr>
-          <w:ilvl w:val="0"/>
-          <w:numId w:val="3"/>
-        </w:numPr>
         <w:tabs>
           <w:tab w:val="left" w:pos="989"/>
         </w:tabs>
         <w:spacing w:before="36" w:line="273" w:lineRule="auto"/>
-        <w:ind w:right="270"/>
+        <w:ind w:left="630" w:right="270"/>
         <w:rPr>
           <w:b/>
           <w:bCs/>
@@ -1161,47 +1110,36 @@
           <w:bCs/>
           <w:w w:val="110"/>
         </w:rPr>
-        <w:t>Debugging Tools</w:t>
-      </w:r>
-      <w:r>
-        <w:rPr>
-          <w:b/>
-          <w:bCs/>
+        <w:t xml:space="preserve">Debugging Tools: </w:t>
+      </w:r>
+      <w:r>
+        <w:rPr>
           <w:w w:val="110"/>
         </w:rPr>
-        <w:t xml:space="preserve">: </w:t>
-      </w:r>
+        <w:t xml:space="preserve">Keil, Oscilloscope, Logic Analyzer, INCA / MDA / </w:t>
+      </w:r>
+      <w:proofErr w:type="spellStart"/>
       <w:r>
         <w:rPr>
           <w:w w:val="110"/>
         </w:rPr>
-        <w:t>Keil, Oscilloscope, Logic Analyzer</w:t>
-      </w:r>
+        <w:t>AutoSPY</w:t>
+      </w:r>
+      <w:proofErr w:type="spellEnd"/>
       <w:r>
         <w:rPr>
           <w:w w:val="110"/>
         </w:rPr>
-        <w:t xml:space="preserve">, </w:t>
-      </w:r>
-      <w:r>
-        <w:rPr>
-          <w:w w:val="110"/>
-        </w:rPr>
-        <w:t>INCA / MDA / AutoSPY trace debugging</w:t>
+        <w:t xml:space="preserve"> trace debugging</w:t>
       </w:r>
     </w:p>
     <w:p>
       <w:pPr>
-        <w:pStyle w:val="ListParagraph"/>
-        <w:numPr>
-          <w:ilvl w:val="0"/>
-          <w:numId w:val="3"/>
-        </w:numPr>
         <w:tabs>
           <w:tab w:val="left" w:pos="989"/>
         </w:tabs>
         <w:spacing w:before="36" w:line="273" w:lineRule="auto"/>
-        <w:ind w:right="270"/>
+        <w:ind w:left="630" w:right="270"/>
         <w:rPr>
           <w:b/>
           <w:bCs/>
@@ -1214,47 +1152,22 @@
           <w:bCs/>
           <w:w w:val="110"/>
         </w:rPr>
-        <w:t>Version Control &amp; Workflow</w:t>
-      </w:r>
-      <w:r>
-        <w:rPr>
-          <w:b/>
-          <w:bCs/>
+        <w:t xml:space="preserve">Version Control &amp; Workflow: </w:t>
+      </w:r>
+      <w:r>
+        <w:rPr>
           <w:w w:val="110"/>
         </w:rPr>
-        <w:t xml:space="preserve">: </w:t>
-      </w:r>
-      <w:r>
-        <w:rPr>
-          <w:w w:val="110"/>
-        </w:rPr>
-        <w:t>Git, GitHub, SVN</w:t>
-      </w:r>
-      <w:r>
-        <w:rPr>
-          <w:w w:val="110"/>
-        </w:rPr>
-        <w:t xml:space="preserve">, </w:t>
-      </w:r>
-      <w:r>
-        <w:rPr>
-          <w:w w:val="110"/>
-        </w:rPr>
-        <w:t>Jira (test management, issue tracking)</w:t>
+        <w:t>Git, GitHub, SVN, Jira (test management, issue tracking)</w:t>
       </w:r>
     </w:p>
     <w:p>
       <w:pPr>
-        <w:pStyle w:val="ListParagraph"/>
-        <w:numPr>
-          <w:ilvl w:val="0"/>
-          <w:numId w:val="3"/>
-        </w:numPr>
         <w:tabs>
           <w:tab w:val="left" w:pos="989"/>
         </w:tabs>
         <w:spacing w:before="36" w:line="273" w:lineRule="auto"/>
-        <w:ind w:right="270"/>
+        <w:ind w:left="630" w:right="270"/>
         <w:rPr>
           <w:b/>
           <w:bCs/>
@@ -1267,47 +1180,22 @@
           <w:bCs/>
           <w:w w:val="110"/>
         </w:rPr>
-        <w:t>Model-Based Development</w:t>
-      </w:r>
-      <w:r>
-        <w:rPr>
-          <w:b/>
-          <w:bCs/>
+        <w:t xml:space="preserve">Model-Based Development: </w:t>
+      </w:r>
+      <w:r>
+        <w:rPr>
           <w:w w:val="110"/>
         </w:rPr>
-        <w:t xml:space="preserve">: </w:t>
-      </w:r>
-      <w:r>
-        <w:rPr>
-          <w:w w:val="110"/>
-        </w:rPr>
-        <w:t>MATLAB, Simulink</w:t>
-      </w:r>
-      <w:r>
-        <w:rPr>
-          <w:w w:val="110"/>
-        </w:rPr>
-        <w:t xml:space="preserve">, </w:t>
-      </w:r>
-      <w:r>
-        <w:rPr>
-          <w:w w:val="110"/>
-        </w:rPr>
-        <w:t>CAPL scripting (Vector tools)</w:t>
+        <w:t>MATLAB, Simulink, CAPL scripting (Vector tools)</w:t>
       </w:r>
     </w:p>
     <w:p>
       <w:pPr>
-        <w:pStyle w:val="ListParagraph"/>
-        <w:numPr>
-          <w:ilvl w:val="0"/>
-          <w:numId w:val="3"/>
-        </w:numPr>
         <w:tabs>
           <w:tab w:val="left" w:pos="989"/>
         </w:tabs>
         <w:spacing w:before="36" w:line="273" w:lineRule="auto"/>
-        <w:ind w:right="270"/>
+        <w:ind w:left="630" w:right="270"/>
         <w:rPr>
           <w:b/>
           <w:bCs/>
@@ -1320,45 +1208,13 @@
           <w:bCs/>
           <w:w w:val="110"/>
         </w:rPr>
-        <w:t>Standards &amp; Methodologies</w:t>
-      </w:r>
-      <w:r>
-        <w:rPr>
-          <w:b/>
-          <w:bCs/>
+        <w:t xml:space="preserve">Standards &amp; Methodologies: </w:t>
+      </w:r>
+      <w:r>
+        <w:rPr>
           <w:w w:val="110"/>
         </w:rPr>
-        <w:t xml:space="preserve">: </w:t>
-      </w:r>
-      <w:r>
-        <w:rPr>
-          <w:w w:val="110"/>
-        </w:rPr>
-        <w:t>ASPICE (working knowledge)</w:t>
-      </w:r>
-      <w:r>
-        <w:rPr>
-          <w:w w:val="110"/>
-        </w:rPr>
-        <w:t xml:space="preserve">, </w:t>
-      </w:r>
-      <w:r>
-        <w:rPr>
-          <w:w w:val="110"/>
-        </w:rPr>
-        <w:t>MISRA C (familiarity)</w:t>
-      </w:r>
-      <w:r>
-        <w:rPr>
-          <w:w w:val="110"/>
-        </w:rPr>
-        <w:t xml:space="preserve">, </w:t>
-      </w:r>
-      <w:r>
-        <w:rPr>
-          <w:w w:val="110"/>
-        </w:rPr>
-        <w:t>SDLC, V-Model workflows</w:t>
+        <w:t>ASPICE (working knowledge), MISRA C (familiarity), SDLC, V-Model workflows</w:t>
       </w:r>
     </w:p>
     <w:p>
@@ -1414,7 +1270,51 @@
           <w:kern w:val="0"/>
           <w14:ligatures w14:val="none"/>
         </w:rPr>
-        <w:t>1. BMW – S68 (8-Cylinder Engine) &amp; Hydrogen Engine – vECU Development &amp; SiL Validation</w:t>
+        <w:t xml:space="preserve">1. BMW – S68 (8-Cylinder Engine) &amp; Hydrogen Engine – </w:t>
+      </w:r>
+      <w:proofErr w:type="spellStart"/>
+      <w:r>
+        <w:rPr>
+          <w:rFonts w:eastAsia="Cambria" w:cs="Cambria"/>
+          <w:b/>
+          <w:bCs/>
+          <w:kern w:val="0"/>
+          <w14:ligatures w14:val="none"/>
+        </w:rPr>
+        <w:t>vECU</w:t>
+      </w:r>
+      <w:proofErr w:type="spellEnd"/>
+      <w:r>
+        <w:rPr>
+          <w:rFonts w:eastAsia="Cambria" w:cs="Cambria"/>
+          <w:b/>
+          <w:bCs/>
+          <w:kern w:val="0"/>
+          <w14:ligatures w14:val="none"/>
+        </w:rPr>
+        <w:t xml:space="preserve"> Development &amp; </w:t>
+      </w:r>
+      <w:proofErr w:type="spellStart"/>
+      <w:r>
+        <w:rPr>
+          <w:rFonts w:eastAsia="Cambria" w:cs="Cambria"/>
+          <w:b/>
+          <w:bCs/>
+          <w:kern w:val="0"/>
+          <w14:ligatures w14:val="none"/>
+        </w:rPr>
+        <w:t>SiL</w:t>
+      </w:r>
+      <w:proofErr w:type="spellEnd"/>
+      <w:r>
+        <w:rPr>
+          <w:rFonts w:eastAsia="Cambria" w:cs="Cambria"/>
+          <w:b/>
+          <w:bCs/>
+          <w:kern w:val="0"/>
+          <w14:ligatures w14:val="none"/>
+        </w:rPr>
+        <w:t xml:space="preserve"> Validation</w:t>
       </w:r>
     </w:p>
     <w:p>
@@ -1468,15 +1368,49 @@
         </w:rPr>
         <w:t xml:space="preserve">Worked on BMW’s S68 V8 gasoline engine and Hydrogen engine control software, focusing on </w:t>
       </w:r>
-      <w:r>
-        <w:rPr>
-          <w:rFonts w:eastAsia="Cambria" w:cs="Cambria"/>
-          <w:b/>
-          <w:bCs/>
-          <w:kern w:val="0"/>
-          <w14:ligatures w14:val="none"/>
-        </w:rPr>
-        <w:t>vECU development, SiL simulation, communication validation, and base software integration</w:t>
+      <w:proofErr w:type="spellStart"/>
+      <w:r>
+        <w:rPr>
+          <w:rFonts w:eastAsia="Cambria" w:cs="Cambria"/>
+          <w:b/>
+          <w:bCs/>
+          <w:kern w:val="0"/>
+          <w14:ligatures w14:val="none"/>
+        </w:rPr>
+        <w:t>vECU</w:t>
+      </w:r>
+      <w:proofErr w:type="spellEnd"/>
+      <w:r>
+        <w:rPr>
+          <w:rFonts w:eastAsia="Cambria" w:cs="Cambria"/>
+          <w:b/>
+          <w:bCs/>
+          <w:kern w:val="0"/>
+          <w14:ligatures w14:val="none"/>
+        </w:rPr>
+        <w:t xml:space="preserve"> development, </w:t>
+      </w:r>
+      <w:proofErr w:type="spellStart"/>
+      <w:r>
+        <w:rPr>
+          <w:rFonts w:eastAsia="Cambria" w:cs="Cambria"/>
+          <w:b/>
+          <w:bCs/>
+          <w:kern w:val="0"/>
+          <w14:ligatures w14:val="none"/>
+        </w:rPr>
+        <w:t>SiL</w:t>
+      </w:r>
+      <w:proofErr w:type="spellEnd"/>
+      <w:r>
+        <w:rPr>
+          <w:rFonts w:eastAsia="Cambria" w:cs="Cambria"/>
+          <w:b/>
+          <w:bCs/>
+          <w:kern w:val="0"/>
+          <w14:ligatures w14:val="none"/>
+        </w:rPr>
+        <w:t xml:space="preserve"> simulation, communication validation, and base software integration</w:t>
       </w:r>
       <w:r>
         <w:rPr>
@@ -1518,16 +1452,13 @@
     <w:p>
       <w:pPr>
         <w:widowControl w:val="0"/>
-        <w:numPr>
-          <w:ilvl w:val="0"/>
-          <w:numId w:val="38"/>
-        </w:numPr>
         <w:tabs>
           <w:tab w:val="left" w:pos="989"/>
         </w:tabs>
         <w:autoSpaceDE w:val="0"/>
         <w:autoSpaceDN w:val="0"/>
         <w:spacing w:before="102" w:after="0" w:line="240" w:lineRule="auto"/>
+        <w:ind w:left="360"/>
         <w:rPr>
           <w:rFonts w:eastAsia="Cambria" w:cs="Cambria"/>
           <w:kern w:val="0"/>
@@ -1542,6 +1473,7 @@
         </w:rPr>
         <w:t xml:space="preserve">Developed and validated </w:t>
       </w:r>
+      <w:proofErr w:type="spellStart"/>
       <w:r>
         <w:rPr>
           <w:rFonts w:eastAsia="Cambria" w:cs="Cambria"/>
@@ -1552,6 +1484,7 @@
         </w:rPr>
         <w:t>vECU</w:t>
       </w:r>
+      <w:proofErr w:type="spellEnd"/>
       <w:r>
         <w:rPr>
           <w:rFonts w:eastAsia="Cambria" w:cs="Cambria"/>
@@ -1564,16 +1497,13 @@
     <w:p>
       <w:pPr>
         <w:widowControl w:val="0"/>
-        <w:numPr>
-          <w:ilvl w:val="0"/>
-          <w:numId w:val="38"/>
-        </w:numPr>
         <w:tabs>
           <w:tab w:val="left" w:pos="989"/>
         </w:tabs>
         <w:autoSpaceDE w:val="0"/>
         <w:autoSpaceDN w:val="0"/>
         <w:spacing w:before="102" w:after="0" w:line="240" w:lineRule="auto"/>
+        <w:ind w:left="360"/>
         <w:rPr>
           <w:rFonts w:eastAsia="Cambria" w:cs="Cambria"/>
           <w:kern w:val="0"/>
@@ -1588,15 +1518,27 @@
         </w:rPr>
         <w:t xml:space="preserve">Strong involvement in </w:t>
       </w:r>
-      <w:r>
-        <w:rPr>
-          <w:rFonts w:eastAsia="Cambria" w:cs="Cambria"/>
-          <w:b/>
-          <w:bCs/>
-          <w:kern w:val="0"/>
-          <w14:ligatures w14:val="none"/>
-        </w:rPr>
-        <w:t>SiL debugging</w:t>
+      <w:proofErr w:type="spellStart"/>
+      <w:r>
+        <w:rPr>
+          <w:rFonts w:eastAsia="Cambria" w:cs="Cambria"/>
+          <w:b/>
+          <w:bCs/>
+          <w:kern w:val="0"/>
+          <w14:ligatures w14:val="none"/>
+        </w:rPr>
+        <w:t>SiL</w:t>
+      </w:r>
+      <w:proofErr w:type="spellEnd"/>
+      <w:r>
+        <w:rPr>
+          <w:rFonts w:eastAsia="Cambria" w:cs="Cambria"/>
+          <w:b/>
+          <w:bCs/>
+          <w:kern w:val="0"/>
+          <w14:ligatures w14:val="none"/>
+        </w:rPr>
+        <w:t xml:space="preserve"> debugging</w:t>
       </w:r>
       <w:r>
         <w:rPr>
@@ -1610,16 +1552,13 @@
     <w:p>
       <w:pPr>
         <w:widowControl w:val="0"/>
-        <w:numPr>
-          <w:ilvl w:val="0"/>
-          <w:numId w:val="38"/>
-        </w:numPr>
         <w:tabs>
           <w:tab w:val="left" w:pos="989"/>
         </w:tabs>
         <w:autoSpaceDE w:val="0"/>
         <w:autoSpaceDN w:val="0"/>
         <w:spacing w:before="102" w:after="0" w:line="240" w:lineRule="auto"/>
+        <w:ind w:left="360"/>
         <w:rPr>
           <w:rFonts w:eastAsia="Cambria" w:cs="Cambria"/>
           <w:kern w:val="0"/>
@@ -1710,28 +1649,26 @@
     <w:p>
       <w:pPr>
         <w:widowControl w:val="0"/>
-        <w:numPr>
-          <w:ilvl w:val="0"/>
-          <w:numId w:val="38"/>
-        </w:numPr>
         <w:tabs>
           <w:tab w:val="left" w:pos="989"/>
         </w:tabs>
         <w:autoSpaceDE w:val="0"/>
         <w:autoSpaceDN w:val="0"/>
         <w:spacing w:before="102" w:after="0" w:line="240" w:lineRule="auto"/>
-        <w:rPr>
-          <w:rFonts w:eastAsia="Cambria" w:cs="Cambria"/>
-          <w:kern w:val="0"/>
-          <w14:ligatures w14:val="none"/>
-        </w:rPr>
-      </w:pPr>
-      <w:r>
-        <w:rPr>
-          <w:rFonts w:eastAsia="Cambria" w:cs="Cambria"/>
-          <w:kern w:val="0"/>
-          <w14:ligatures w14:val="none"/>
-        </w:rPr>
+        <w:ind w:left="360"/>
+        <w:rPr>
+          <w:rFonts w:eastAsia="Cambria" w:cs="Cambria"/>
+          <w:kern w:val="0"/>
+          <w14:ligatures w14:val="none"/>
+        </w:rPr>
+      </w:pPr>
+      <w:r>
+        <w:rPr>
+          <w:rFonts w:eastAsia="Cambria" w:cs="Cambria"/>
+          <w:kern w:val="0"/>
+          <w14:ligatures w14:val="none"/>
+        </w:rPr>
+        <w:lastRenderedPageBreak/>
         <w:t xml:space="preserve">Implemented and validated </w:t>
       </w:r>
       <w:r>
@@ -1756,44 +1693,74 @@
     <w:p>
       <w:pPr>
         <w:widowControl w:val="0"/>
-        <w:numPr>
-          <w:ilvl w:val="0"/>
-          <w:numId w:val="38"/>
-        </w:numPr>
         <w:tabs>
           <w:tab w:val="left" w:pos="989"/>
         </w:tabs>
         <w:autoSpaceDE w:val="0"/>
         <w:autoSpaceDN w:val="0"/>
         <w:spacing w:before="102" w:after="0" w:line="240" w:lineRule="auto"/>
-        <w:rPr>
-          <w:rFonts w:eastAsia="Cambria" w:cs="Cambria"/>
-          <w:kern w:val="0"/>
-          <w14:ligatures w14:val="none"/>
-        </w:rPr>
-      </w:pPr>
-      <w:r>
-        <w:rPr>
-          <w:rFonts w:eastAsia="Cambria" w:cs="Cambria"/>
-          <w:kern w:val="0"/>
-          <w14:ligatures w14:val="none"/>
-        </w:rPr>
-        <w:t>Performed communication regression testing (CAN, LIN, Ethernet) and validated COMM, ComDia, ComVeh stacks.</w:t>
+        <w:ind w:left="360"/>
+        <w:rPr>
+          <w:rFonts w:eastAsia="Cambria" w:cs="Cambria"/>
+          <w:kern w:val="0"/>
+          <w14:ligatures w14:val="none"/>
+        </w:rPr>
+      </w:pPr>
+      <w:r>
+        <w:rPr>
+          <w:rFonts w:eastAsia="Cambria" w:cs="Cambria"/>
+          <w:kern w:val="0"/>
+          <w14:ligatures w14:val="none"/>
+        </w:rPr>
+        <w:t xml:space="preserve">Performed communication regression testing (CAN, LIN, Ethernet) and validated COMM, </w:t>
+      </w:r>
+      <w:proofErr w:type="spellStart"/>
+      <w:r>
+        <w:rPr>
+          <w:rFonts w:eastAsia="Cambria" w:cs="Cambria"/>
+          <w:kern w:val="0"/>
+          <w14:ligatures w14:val="none"/>
+        </w:rPr>
+        <w:t>ComDia</w:t>
+      </w:r>
+      <w:proofErr w:type="spellEnd"/>
+      <w:r>
+        <w:rPr>
+          <w:rFonts w:eastAsia="Cambria" w:cs="Cambria"/>
+          <w:kern w:val="0"/>
+          <w14:ligatures w14:val="none"/>
+        </w:rPr>
+        <w:t xml:space="preserve">, </w:t>
+      </w:r>
+      <w:proofErr w:type="spellStart"/>
+      <w:r>
+        <w:rPr>
+          <w:rFonts w:eastAsia="Cambria" w:cs="Cambria"/>
+          <w:kern w:val="0"/>
+          <w14:ligatures w14:val="none"/>
+        </w:rPr>
+        <w:t>ComVeh</w:t>
+      </w:r>
+      <w:proofErr w:type="spellEnd"/>
+      <w:r>
+        <w:rPr>
+          <w:rFonts w:eastAsia="Cambria" w:cs="Cambria"/>
+          <w:kern w:val="0"/>
+          <w14:ligatures w14:val="none"/>
+        </w:rPr>
+        <w:t xml:space="preserve"> stacks.</w:t>
       </w:r>
     </w:p>
     <w:p>
       <w:pPr>
         <w:widowControl w:val="0"/>
-        <w:numPr>
-          <w:ilvl w:val="0"/>
-          <w:numId w:val="38"/>
-        </w:numPr>
         <w:tabs>
           <w:tab w:val="left" w:pos="989"/>
         </w:tabs>
         <w:autoSpaceDE w:val="0"/>
         <w:autoSpaceDN w:val="0"/>
         <w:spacing w:before="102" w:after="0" w:line="240" w:lineRule="auto"/>
+        <w:ind w:left="360"/>
         <w:rPr>
           <w:rFonts w:eastAsia="Cambria" w:cs="Cambria"/>
           <w:kern w:val="0"/>
@@ -1808,15 +1775,27 @@
         </w:rPr>
         <w:t xml:space="preserve">Updated and automated </w:t>
       </w:r>
-      <w:r>
-        <w:rPr>
-          <w:rFonts w:eastAsia="Cambria" w:cs="Cambria"/>
-          <w:b/>
-          <w:bCs/>
-          <w:kern w:val="0"/>
-          <w14:ligatures w14:val="none"/>
-        </w:rPr>
-        <w:t>vECU build process</w:t>
+      <w:proofErr w:type="spellStart"/>
+      <w:r>
+        <w:rPr>
+          <w:rFonts w:eastAsia="Cambria" w:cs="Cambria"/>
+          <w:b/>
+          <w:bCs/>
+          <w:kern w:val="0"/>
+          <w14:ligatures w14:val="none"/>
+        </w:rPr>
+        <w:t>vECU</w:t>
+      </w:r>
+      <w:proofErr w:type="spellEnd"/>
+      <w:r>
+        <w:rPr>
+          <w:rFonts w:eastAsia="Cambria" w:cs="Cambria"/>
+          <w:b/>
+          <w:bCs/>
+          <w:kern w:val="0"/>
+          <w14:ligatures w14:val="none"/>
+        </w:rPr>
+        <w:t xml:space="preserve"> build process</w:t>
       </w:r>
       <w:r>
         <w:rPr>
@@ -1830,16 +1809,13 @@
     <w:p>
       <w:pPr>
         <w:widowControl w:val="0"/>
-        <w:numPr>
-          <w:ilvl w:val="0"/>
-          <w:numId w:val="38"/>
-        </w:numPr>
         <w:tabs>
           <w:tab w:val="left" w:pos="989"/>
         </w:tabs>
         <w:autoSpaceDE w:val="0"/>
         <w:autoSpaceDN w:val="0"/>
         <w:spacing w:before="102" w:after="0" w:line="240" w:lineRule="auto"/>
+        <w:ind w:left="360"/>
         <w:rPr>
           <w:rFonts w:eastAsia="Cambria" w:cs="Cambria"/>
           <w:kern w:val="0"/>
@@ -1858,16 +1834,13 @@
     <w:p>
       <w:pPr>
         <w:widowControl w:val="0"/>
-        <w:numPr>
-          <w:ilvl w:val="0"/>
-          <w:numId w:val="38"/>
-        </w:numPr>
         <w:tabs>
           <w:tab w:val="left" w:pos="989"/>
         </w:tabs>
         <w:autoSpaceDE w:val="0"/>
         <w:autoSpaceDN w:val="0"/>
         <w:spacing w:before="102" w:after="0" w:line="240" w:lineRule="auto"/>
+        <w:ind w:left="360"/>
         <w:rPr>
           <w:rFonts w:eastAsia="Cambria" w:cs="Cambria"/>
           <w:kern w:val="0"/>
@@ -1904,16 +1877,13 @@
     <w:p>
       <w:pPr>
         <w:widowControl w:val="0"/>
-        <w:numPr>
-          <w:ilvl w:val="0"/>
-          <w:numId w:val="38"/>
-        </w:numPr>
         <w:tabs>
           <w:tab w:val="left" w:pos="989"/>
         </w:tabs>
         <w:autoSpaceDE w:val="0"/>
         <w:autoSpaceDN w:val="0"/>
         <w:spacing w:before="102" w:after="0" w:line="240" w:lineRule="auto"/>
+        <w:ind w:left="360"/>
         <w:rPr>
           <w:rFonts w:eastAsia="Cambria" w:cs="Cambria"/>
           <w:kern w:val="0"/>
@@ -1942,31 +1912,19 @@
           <w:kern w:val="0"/>
           <w14:ligatures w14:val="none"/>
         </w:rPr>
-        <w:t xml:space="preserve"> to ECU Test automation team to support all communication, diagnostics, and </w:t>
-      </w:r>
-      <w:r>
-        <w:rPr>
-          <w:rFonts w:eastAsia="Cambria" w:cs="Cambria"/>
-          <w:kern w:val="0"/>
-          <w14:ligatures w14:val="none"/>
-        </w:rPr>
-        <w:lastRenderedPageBreak/>
-        <w:t>regression suites.</w:t>
+        <w:t xml:space="preserve"> to ECU Test automation team to support all communication, diagnostics, and regression suites.</w:t>
       </w:r>
     </w:p>
     <w:p>
       <w:pPr>
         <w:widowControl w:val="0"/>
-        <w:numPr>
-          <w:ilvl w:val="0"/>
-          <w:numId w:val="38"/>
-        </w:numPr>
         <w:tabs>
           <w:tab w:val="left" w:pos="989"/>
         </w:tabs>
         <w:autoSpaceDE w:val="0"/>
         <w:autoSpaceDN w:val="0"/>
         <w:spacing w:before="102" w:after="0" w:line="240" w:lineRule="auto"/>
+        <w:ind w:left="360"/>
         <w:rPr>
           <w:rFonts w:eastAsia="Cambria" w:cs="Cambria"/>
           <w:kern w:val="0"/>
@@ -2038,7 +1996,29 @@
           <w:kern w:val="0"/>
           <w14:ligatures w14:val="none"/>
         </w:rPr>
-        <w:t>2. Tata Motors – 4-Cylinder, 3-Cylinder &amp; 2-Cylinder Camless Engine – Virtual ECU &amp; SIL Validation</w:t>
+        <w:t xml:space="preserve">2. Tata Motors – 4-Cylinder, 3-Cylinder &amp; 2-Cylinder </w:t>
+      </w:r>
+      <w:proofErr w:type="spellStart"/>
+      <w:r>
+        <w:rPr>
+          <w:rFonts w:eastAsia="Cambria" w:cs="Cambria"/>
+          <w:b/>
+          <w:bCs/>
+          <w:kern w:val="0"/>
+          <w14:ligatures w14:val="none"/>
+        </w:rPr>
+        <w:t>Camless</w:t>
+      </w:r>
+      <w:proofErr w:type="spellEnd"/>
+      <w:r>
+        <w:rPr>
+          <w:rFonts w:eastAsia="Cambria" w:cs="Cambria"/>
+          <w:b/>
+          <w:bCs/>
+          <w:kern w:val="0"/>
+          <w14:ligatures w14:val="none"/>
+        </w:rPr>
+        <w:t xml:space="preserve"> Engine – Virtual ECU &amp; SIL Validation</w:t>
       </w:r>
     </w:p>
     <w:p>
@@ -2112,6 +2092,7 @@
         </w:rPr>
         <w:t>(</w:t>
       </w:r>
+      <w:proofErr w:type="spellStart"/>
       <w:r>
         <w:rPr>
           <w:rFonts w:eastAsia="Cambria" w:cs="Cambria"/>
@@ -2122,6 +2103,7 @@
         </w:rPr>
         <w:t>camless</w:t>
       </w:r>
+      <w:proofErr w:type="spellEnd"/>
       <w:r>
         <w:rPr>
           <w:rFonts w:eastAsia="Cambria" w:cs="Cambria"/>
@@ -2148,7 +2130,25 @@
           <w:kern w:val="0"/>
           <w14:ligatures w14:val="none"/>
         </w:rPr>
-        <w:t>, performing vECU development and SIL system validation for early engine controls testing.</w:t>
+        <w:t xml:space="preserve">, performing </w:t>
+      </w:r>
+      <w:proofErr w:type="spellStart"/>
+      <w:r>
+        <w:rPr>
+          <w:rFonts w:eastAsia="Cambria" w:cs="Cambria"/>
+          <w:kern w:val="0"/>
+          <w14:ligatures w14:val="none"/>
+        </w:rPr>
+        <w:t>vECU</w:t>
+      </w:r>
+      <w:proofErr w:type="spellEnd"/>
+      <w:r>
+        <w:rPr>
+          <w:rFonts w:eastAsia="Cambria" w:cs="Cambria"/>
+          <w:kern w:val="0"/>
+          <w14:ligatures w14:val="none"/>
+        </w:rPr>
+        <w:t xml:space="preserve"> development and SIL system validation for early engine controls testing.</w:t>
       </w:r>
     </w:p>
     <w:p>
@@ -2182,16 +2182,13 @@
     <w:p>
       <w:pPr>
         <w:widowControl w:val="0"/>
-        <w:numPr>
-          <w:ilvl w:val="0"/>
-          <w:numId w:val="39"/>
-        </w:numPr>
         <w:tabs>
           <w:tab w:val="left" w:pos="989"/>
         </w:tabs>
         <w:autoSpaceDE w:val="0"/>
         <w:autoSpaceDN w:val="0"/>
         <w:spacing w:before="102" w:after="0" w:line="240" w:lineRule="auto"/>
+        <w:ind w:left="360"/>
         <w:rPr>
           <w:rFonts w:eastAsia="Cambria" w:cs="Cambria"/>
           <w:kern w:val="0"/>
@@ -2206,15 +2203,27 @@
         </w:rPr>
         <w:t xml:space="preserve">Developed and maintained </w:t>
       </w:r>
-      <w:r>
-        <w:rPr>
-          <w:rFonts w:eastAsia="Cambria" w:cs="Cambria"/>
-          <w:b/>
-          <w:bCs/>
-          <w:kern w:val="0"/>
-          <w14:ligatures w14:val="none"/>
-        </w:rPr>
-        <w:t xml:space="preserve">vECUs </w:t>
+      <w:proofErr w:type="spellStart"/>
+      <w:r>
+        <w:rPr>
+          <w:rFonts w:eastAsia="Cambria" w:cs="Cambria"/>
+          <w:b/>
+          <w:bCs/>
+          <w:kern w:val="0"/>
+          <w14:ligatures w14:val="none"/>
+        </w:rPr>
+        <w:t>vECUs</w:t>
+      </w:r>
+      <w:proofErr w:type="spellEnd"/>
+      <w:r>
+        <w:rPr>
+          <w:rFonts w:eastAsia="Cambria" w:cs="Cambria"/>
+          <w:b/>
+          <w:bCs/>
+          <w:kern w:val="0"/>
+          <w14:ligatures w14:val="none"/>
+        </w:rPr>
+        <w:t xml:space="preserve"> </w:t>
       </w:r>
       <w:r>
         <w:rPr>
@@ -2238,16 +2247,13 @@
     <w:p>
       <w:pPr>
         <w:widowControl w:val="0"/>
-        <w:numPr>
-          <w:ilvl w:val="0"/>
-          <w:numId w:val="39"/>
-        </w:numPr>
         <w:tabs>
           <w:tab w:val="left" w:pos="989"/>
         </w:tabs>
         <w:autoSpaceDE w:val="0"/>
         <w:autoSpaceDN w:val="0"/>
         <w:spacing w:before="102" w:after="0" w:line="240" w:lineRule="auto"/>
+        <w:ind w:left="360"/>
         <w:rPr>
           <w:rFonts w:eastAsia="Cambria" w:cs="Cambria"/>
           <w:kern w:val="0"/>
@@ -2366,7 +2372,29 @@
           <w:kern w:val="0"/>
           <w14:ligatures w14:val="none"/>
         </w:rPr>
-        <w:t>3. Stellantis – SiL Crash Debugging &amp; Simulation Stability Improvement</w:t>
+        <w:t xml:space="preserve">3. Stellantis – </w:t>
+      </w:r>
+      <w:proofErr w:type="spellStart"/>
+      <w:r>
+        <w:rPr>
+          <w:rFonts w:eastAsia="Cambria" w:cs="Cambria"/>
+          <w:b/>
+          <w:bCs/>
+          <w:kern w:val="0"/>
+          <w14:ligatures w14:val="none"/>
+        </w:rPr>
+        <w:t>SiL</w:t>
+      </w:r>
+      <w:proofErr w:type="spellEnd"/>
+      <w:r>
+        <w:rPr>
+          <w:rFonts w:eastAsia="Cambria" w:cs="Cambria"/>
+          <w:b/>
+          <w:bCs/>
+          <w:kern w:val="0"/>
+          <w14:ligatures w14:val="none"/>
+        </w:rPr>
+        <w:t xml:space="preserve"> Crash Debugging &amp; Simulation Stability Improvement</w:t>
       </w:r>
     </w:p>
     <w:p>
@@ -2444,7 +2472,29 @@
           <w:kern w:val="0"/>
           <w14:ligatures w14:val="none"/>
         </w:rPr>
-        <w:t>Silver tool crashes and inconsistent SiL behavior</w:t>
+        <w:t xml:space="preserve">Silver tool crashes and inconsistent </w:t>
+      </w:r>
+      <w:proofErr w:type="spellStart"/>
+      <w:r>
+        <w:rPr>
+          <w:rFonts w:eastAsia="Cambria" w:cs="Cambria"/>
+          <w:b/>
+          <w:bCs/>
+          <w:kern w:val="0"/>
+          <w14:ligatures w14:val="none"/>
+        </w:rPr>
+        <w:t>SiL</w:t>
+      </w:r>
+      <w:proofErr w:type="spellEnd"/>
+      <w:r>
+        <w:rPr>
+          <w:rFonts w:eastAsia="Cambria" w:cs="Cambria"/>
+          <w:b/>
+          <w:bCs/>
+          <w:kern w:val="0"/>
+          <w14:ligatures w14:val="none"/>
+        </w:rPr>
+        <w:t xml:space="preserve"> behavior</w:t>
       </w:r>
       <w:r>
         <w:rPr>
@@ -2486,16 +2536,13 @@
     <w:p>
       <w:pPr>
         <w:widowControl w:val="0"/>
-        <w:numPr>
-          <w:ilvl w:val="0"/>
-          <w:numId w:val="40"/>
-        </w:numPr>
         <w:tabs>
           <w:tab w:val="left" w:pos="989"/>
         </w:tabs>
         <w:autoSpaceDE w:val="0"/>
         <w:autoSpaceDN w:val="0"/>
         <w:spacing w:before="102" w:after="0" w:line="240" w:lineRule="auto"/>
+        <w:ind w:left="360"/>
         <w:rPr>
           <w:rFonts w:eastAsia="Cambria" w:cs="Cambria"/>
           <w:kern w:val="0"/>
@@ -2590,7 +2637,29 @@
           <w:kern w:val="0"/>
           <w14:ligatures w14:val="none"/>
         </w:rPr>
-        <w:t>Mentoring &amp; vECU Development Support</w:t>
+        <w:t xml:space="preserve">Mentoring &amp; </w:t>
+      </w:r>
+      <w:proofErr w:type="spellStart"/>
+      <w:r>
+        <w:rPr>
+          <w:rFonts w:eastAsia="Cambria" w:cs="Cambria"/>
+          <w:b/>
+          <w:bCs/>
+          <w:kern w:val="0"/>
+          <w14:ligatures w14:val="none"/>
+        </w:rPr>
+        <w:t>vECU</w:t>
+      </w:r>
+      <w:proofErr w:type="spellEnd"/>
+      <w:r>
+        <w:rPr>
+          <w:rFonts w:eastAsia="Cambria" w:cs="Cambria"/>
+          <w:b/>
+          <w:bCs/>
+          <w:kern w:val="0"/>
+          <w14:ligatures w14:val="none"/>
+        </w:rPr>
+        <w:t xml:space="preserve"> Development Support</w:t>
       </w:r>
     </w:p>
     <w:p>
@@ -2658,7 +2727,43 @@
           <w:kern w:val="0"/>
           <w14:ligatures w14:val="none"/>
         </w:rPr>
-        <w:t xml:space="preserve"> in adopting vECU workflow and ensuring error-free vECU development.</w:t>
+        <w:t xml:space="preserve"> in adopting </w:t>
+      </w:r>
+      <w:proofErr w:type="spellStart"/>
+      <w:r>
+        <w:rPr>
+          <w:rFonts w:eastAsia="Cambria" w:cs="Cambria"/>
+          <w:kern w:val="0"/>
+          <w14:ligatures w14:val="none"/>
+        </w:rPr>
+        <w:t>vECU</w:t>
+      </w:r>
+      <w:proofErr w:type="spellEnd"/>
+      <w:r>
+        <w:rPr>
+          <w:rFonts w:eastAsia="Cambria" w:cs="Cambria"/>
+          <w:kern w:val="0"/>
+          <w14:ligatures w14:val="none"/>
+        </w:rPr>
+        <w:t xml:space="preserve"> workflow and ensuring error-free </w:t>
+      </w:r>
+      <w:proofErr w:type="spellStart"/>
+      <w:r>
+        <w:rPr>
+          <w:rFonts w:eastAsia="Cambria" w:cs="Cambria"/>
+          <w:kern w:val="0"/>
+          <w14:ligatures w14:val="none"/>
+        </w:rPr>
+        <w:t>vECU</w:t>
+      </w:r>
+      <w:proofErr w:type="spellEnd"/>
+      <w:r>
+        <w:rPr>
+          <w:rFonts w:eastAsia="Cambria" w:cs="Cambria"/>
+          <w:kern w:val="0"/>
+          <w14:ligatures w14:val="none"/>
+        </w:rPr>
+        <w:t xml:space="preserve"> development.</w:t>
       </w:r>
     </w:p>
     <w:p>
@@ -2692,29 +2797,44 @@
     <w:p>
       <w:pPr>
         <w:widowControl w:val="0"/>
-        <w:numPr>
-          <w:ilvl w:val="0"/>
-          <w:numId w:val="41"/>
-        </w:numPr>
         <w:tabs>
           <w:tab w:val="left" w:pos="989"/>
         </w:tabs>
         <w:autoSpaceDE w:val="0"/>
         <w:autoSpaceDN w:val="0"/>
         <w:spacing w:before="102" w:after="0" w:line="240" w:lineRule="auto"/>
-        <w:rPr>
-          <w:rFonts w:eastAsia="Cambria" w:cs="Cambria"/>
-          <w:kern w:val="0"/>
-          <w14:ligatures w14:val="none"/>
-        </w:rPr>
-      </w:pPr>
-      <w:r>
-        <w:rPr>
-          <w:rFonts w:eastAsia="Cambria" w:cs="Cambria"/>
-          <w:kern w:val="0"/>
-          <w14:ligatures w14:val="none"/>
-        </w:rPr>
-        <w:t>Provided technical mentorship in vECU creation, configuration, and integration; guided teams in resolving build, configuration, and simulation issues; and delivered detailed analysis, training sessions, and review meetings</w:t>
+        <w:ind w:left="360"/>
+        <w:rPr>
+          <w:rFonts w:eastAsia="Cambria" w:cs="Cambria"/>
+          <w:kern w:val="0"/>
+          <w14:ligatures w14:val="none"/>
+        </w:rPr>
+      </w:pPr>
+      <w:r>
+        <w:rPr>
+          <w:rFonts w:eastAsia="Cambria" w:cs="Cambria"/>
+          <w:kern w:val="0"/>
+          <w14:ligatures w14:val="none"/>
+        </w:rPr>
+        <w:t xml:space="preserve">Provided technical mentorship in </w:t>
+      </w:r>
+      <w:proofErr w:type="spellStart"/>
+      <w:r>
+        <w:rPr>
+          <w:rFonts w:eastAsia="Cambria" w:cs="Cambria"/>
+          <w:kern w:val="0"/>
+          <w14:ligatures w14:val="none"/>
+        </w:rPr>
+        <w:t>vECU</w:t>
+      </w:r>
+      <w:proofErr w:type="spellEnd"/>
+      <w:r>
+        <w:rPr>
+          <w:rFonts w:eastAsia="Cambria" w:cs="Cambria"/>
+          <w:kern w:val="0"/>
+          <w14:ligatures w14:val="none"/>
+        </w:rPr>
+        <w:t xml:space="preserve"> creation, configuration, and integration; guided teams in resolving build, configuration, and simulation issues; and delivered detailed analysis, training sessions, and review meetings</w:t>
       </w:r>
       <w:r>
         <w:rPr>
@@ -2898,16 +3018,13 @@
     <w:p>
       <w:pPr>
         <w:widowControl w:val="0"/>
-        <w:numPr>
-          <w:ilvl w:val="0"/>
-          <w:numId w:val="42"/>
-        </w:numPr>
         <w:tabs>
           <w:tab w:val="left" w:pos="989"/>
         </w:tabs>
         <w:autoSpaceDE w:val="0"/>
         <w:autoSpaceDN w:val="0"/>
         <w:spacing w:before="102" w:after="0" w:line="240" w:lineRule="auto"/>
+        <w:ind w:left="360"/>
         <w:rPr>
           <w:rFonts w:eastAsia="Cambria" w:cs="Cambria"/>
           <w:kern w:val="0"/>
@@ -2944,16 +3061,13 @@
     <w:p>
       <w:pPr>
         <w:widowControl w:val="0"/>
-        <w:numPr>
-          <w:ilvl w:val="0"/>
-          <w:numId w:val="42"/>
-        </w:numPr>
         <w:tabs>
           <w:tab w:val="left" w:pos="989"/>
         </w:tabs>
         <w:autoSpaceDE w:val="0"/>
         <w:autoSpaceDN w:val="0"/>
         <w:spacing w:before="102" w:after="0" w:line="240" w:lineRule="auto"/>
+        <w:ind w:left="360"/>
         <w:rPr>
           <w:rFonts w:eastAsia="Cambria" w:cs="Cambria"/>
           <w:kern w:val="0"/>
@@ -9262,6 +9376,7 @@
   <w:style w:type="character" w:default="1" w:styleId="DefaultParagraphFont">
     <w:name w:val="Default Paragraph Font"/>
     <w:uiPriority w:val="1"/>
+    <w:semiHidden/>
     <w:unhideWhenUsed/>
   </w:style>
   <w:style w:type="table" w:default="1" w:styleId="TableNormal">
